--- a/rapports/16_02_2026/AGATHE/coh_EQ4_sup_015203020024.docx
+++ b/rapports/16_02_2026/AGATHE/coh_EQ4_sup_015203020024.docx
@@ -25,7 +25,7 @@
         <w:br/>
         <w:t>Grappe: 015203020024</w:t>
         <w:br/>
-        <w:t>Date: 16/02/2026 a 12:41</w:t>
+        <w:t>Date: 16/02/2026 a 12:58</w:t>
       </w:r>
     </w:p>
     <w:p/>

--- a/rapports/16_02_2026/AGATHE/coh_EQ4_sup_015203020024.docx
+++ b/rapports/16_02_2026/AGATHE/coh_EQ4_sup_015203020024.docx
@@ -25,7 +25,7 @@
         <w:br/>
         <w:t>Grappe: 015203020024</w:t>
         <w:br/>
-        <w:t>Date: 16/02/2026 a 12:58</w:t>
+        <w:t>Date: 16/02/2026 a 13:06</w:t>
       </w:r>
     </w:p>
     <w:p/>
@@ -391,6 +391,38 @@
           </w:tcPr>
           <w:p>
             <w:r>
+              <w:t>Section12</w:t>
+            </w:r>
+          </w:p>
+        </w:tc>
+        <w:tc>
+          <w:tcPr>
+            <w:tcW w:type="dxa" w:w="3324"/>
+          </w:tcPr>
+          <w:p>
+            <w:r>
+              <w:t>Actifs du menage</w:t>
+            </w:r>
+          </w:p>
+        </w:tc>
+        <w:tc>
+          <w:tcPr>
+            <w:tcW w:type="dxa" w:w="3324"/>
+          </w:tcPr>
+          <w:p>
+            <w:r>
+              <w:t>7</w:t>
+            </w:r>
+          </w:p>
+        </w:tc>
+      </w:tr>
+      <w:tr>
+        <w:tc>
+          <w:tcPr>
+            <w:tcW w:type="dxa" w:w="3324"/>
+          </w:tcPr>
+          <w:p>
+            <w:r>
               <w:t>Section11</w:t>
             </w:r>
           </w:p>
@@ -402,38 +434,6 @@
           <w:p>
             <w:r>
               <w:t>Caracteristiques logement</w:t>
-            </w:r>
-          </w:p>
-        </w:tc>
-        <w:tc>
-          <w:tcPr>
-            <w:tcW w:type="dxa" w:w="3324"/>
-          </w:tcPr>
-          <w:p>
-            <w:r>
-              <w:t>6</w:t>
-            </w:r>
-          </w:p>
-        </w:tc>
-      </w:tr>
-      <w:tr>
-        <w:tc>
-          <w:tcPr>
-            <w:tcW w:type="dxa" w:w="3324"/>
-          </w:tcPr>
-          <w:p>
-            <w:r>
-              <w:t>Section12</w:t>
-            </w:r>
-          </w:p>
-        </w:tc>
-        <w:tc>
-          <w:tcPr>
-            <w:tcW w:type="dxa" w:w="3324"/>
-          </w:tcPr>
-          <w:p>
-            <w:r>
-              <w:t>Actifs du menage</w:t>
             </w:r>
           </w:p>
         </w:tc>
@@ -892,7 +892,7 @@
         <w:rPr>
           <w:sz w:val="20"/>
         </w:rPr>
-        <w:t xml:space="preserve">- Peu probable! BAKHIYETOU FAYE  n'arrive pas  à comprendre un petit texte lu dans une langue locale (s02q03). Veuillez corriger ou donner des explications au QG. Attention ! Le frais de scolarité (225000 Fcfa) de BAKHIYETOU FAYE en 2ème année de Secondaire 2 Général est relativement élevé par rapport aux autres frais de scolarités observés dans cette zone. Prière de corriger ou de confirmer avec le QG. </w:t>
+        <w:t xml:space="preserve">- Peu probable! BAKHIYETOU FAYE  n'arrive pas  à comprendre un petit texte lu dans une langue locale (s02q03). Veuillez corriger ou donner des explications au QG. </w:t>
         <w:br/>
         <w:t xml:space="preserve">- Peu probable! FATOU FAYE  n'arrive pas  à comprendre un petit texte lu dans une langue locale (s02q03). Veuillez corriger ou donner des explications au QG. </w:t>
         <w:br/>
@@ -919,7 +919,7 @@
         <w:rPr>
           <w:sz w:val="20"/>
         </w:rPr>
-        <w:t>- Attention ! Le prix unitaire d'achat (100 Fcfa) de Beurre en Morceau (Portion) (Tres petit) est relativement élevé par rapport aux autres prix observés dans cette zone. Prière de corriger ou de confirmer avec le QG. Attention ! Le prix unitaire d'achat (200 Fcfa) de Tomate fraîche en Sachets (Petit) est relativement élevé par rapport aux autres prix observés dans cette zone. Prière de corriger ou de confirmer avec le QG. Attention ! Le prix unitaire d'achat (800 Fcfa) de Eau minérale/filtrée en bouteille importée en Bouteille 10l (taille unique) est relativement faible par rapport aux autres prix observés dans cette zone. Prière de corriger ou de confirmer avec le QG. Incohérence!! Dans ce ménage, chaque individus consomme par jour 51.67822 Kg  de cereale; Prière de revoir les quantités prises de ces produits. Incohérence!! Dans ce ménage, chaque individus consomme par jour 51.67822 Kg  de cereale; Prière de revoir les quantités prises de ces produits.</w:t>
+        <w:t>- Attention ! Le prix unitaire d'achat (100 Fcfa) de Beurre en Morceau (Portion) (Tres petit) est relativement élevé par rapport aux autres prix observés dans cette zone. Prière de corriger ou de confirmer avec le QG. Attention ! Le prix unitaire d'achat (100 Fcfa) de Patate douce en Pièce (Tres petit) est relativement élevé par rapport aux autres prix observés dans cette zone. Prière de corriger ou de confirmer avec le QG. Attention ! Le prix unitaire d'achat (150 Fcfa) de Carotte en Pièce (Moyen) est relativement élevé par rapport aux autres prix observés dans cette zone. Prière de corriger ou de confirmer avec le QG. Attention ! Le prix unitaire d'achat (200 Fcfa) de Tomate fraîche en Sachets (Petit) est relativement élevé par rapport aux autres prix observés dans cette zone. Prière de corriger ou de confirmer avec le QG. Attention ! Le prix unitaire d'achat (800 Fcfa) de Eau minérale/filtrée en bouteille importée en Bouteille 10l (taille unique) est relativement faible par rapport aux autres prix observés dans cette zone. Prière de corriger ou de confirmer avec le QG. Incohérence!! Dans ce ménage, chaque individus consomme par jour 97.04858 Kg  de cereale; Prière de revoir les quantités prises de ces produits. Incohérence!! Dans ce ménage, chaque individus consomme par jour 97.04858 Kg  de cereale; Prière de revoir les quantités prises de ces produits.</w:t>
       </w:r>
     </w:p>
     <w:p>
@@ -1537,7 +1537,7 @@
         <w:rPr>
           <w:sz w:val="20"/>
         </w:rPr>
-        <w:t>- La dernière fois que vous avez acheté Lait pour bébé est pharmacie et semble exister dans les modalités, prière de prendre attache avec le QG pour plus d'explication afin de la classer bien. Attention ! Le prix unitaire d'achat (200 Fcfa) de Tomate fraîche en Sachets (Petit) est relativement élevé par rapport aux autres prix observés dans cette zone. Prière de corriger ou de confirmer avec le QG. Attention ! Le prix unitaire d'achat (300 Fcfa) de Oignon frais en Kg (taille unique) est relativement faible par rapport aux autres prix observés dans cette zone. Prière de corriger ou de confirmer avec le QG. Attention ! Le prix unitaire d'achat (50 Fcfa) de Feuilles de  Haricot en Tas (Petit) est relativement faible par rapport aux autres prix observés dans cette zone. Prière de corriger ou de confirmer avec le QG. Avertissement!! La quantité (4 litre) du produit Huile de soja  consommée  par le ménage semble très élevé, prière de corriger ou confirmer avec le QG. Avertissement!!! Le ménage a consommé 10 Paquet Tres petit de Thé en sachet, cette quantité semble anormale pour une consommation des 7 derniers jours.Prière de corriger ou de confirmer avec le QG. Avertissement!! le prix unitaire (125 Fcfa) de Thé en sachet (unité: Paquet) de taille Tres petit est très faible ou élevé. Prière de corriger ou de confirmer avec le QG. Incohérence!! Dans ce ménage, chaque individus consomme par jour 18.162 Kg  de cereale; Prière de revoir les quantités prises de ces produits. Incohérence!! Dans ce ménage, chaque individus consomme par jour 18.162 Kg  de cereale; Prière de revoir les quantités prises de ces produits.</w:t>
+        <w:t>- La dernière fois que vous avez acheté Lait pour bébé est pharmacie et semble exister dans les modalités, prière de prendre attache avec le QG pour plus d'explication afin de la classer bien. Attention ! Le prix unitaire d'achat (150 Fcfa) de Farine de blé locale ou importée en Sachets (Petit) est relativement élevé par rapport aux autres prix observés dans cette zone. Prière de corriger ou de confirmer avec le QG. Attention ! Le prix unitaire d'achat (200 Fcfa) de Tomate fraîche en Sachets (Petit) est relativement élevé par rapport aux autres prix observés dans cette zone. Prière de corriger ou de confirmer avec le QG. Attention ! Le prix unitaire d'achat (300 Fcfa) de Oignon frais en Kg (taille unique) est relativement faible par rapport aux autres prix observés dans cette zone. Prière de corriger ou de confirmer avec le QG. Attention ! Le prix unitaire d'achat (50 Fcfa) de Feuilles de  Haricot en Tas (Petit) est relativement faible par rapport aux autres prix observés dans cette zone. Prière de corriger ou de confirmer avec le QG. Avertissement!! La quantité (4 litre) du produit Huile de soja  consommée  par le ménage semble très élevé, prière de corriger ou confirmer avec le QG. Avertissement!!! Le ménage a consommé 10 Paquet Tres petit de Thé en sachet, cette quantité semble anormale pour une consommation des 7 derniers jours.Prière de corriger ou de confirmer avec le QG. Avertissement!! le prix unitaire (125 Fcfa) de Thé en sachet (unité: Paquet) de taille Tres petit est très faible ou élevé. Prière de corriger ou de confirmer avec le QG. Incohérence!! Dans ce ménage, chaque individus consomme par jour 29.31676 Kg  de cereale; Prière de revoir les quantités prises de ces produits. Incohérence!! Dans ce ménage, chaque individus consomme par jour 29.31676 Kg  de cereale; Prière de revoir les quantités prises de ces produits.</w:t>
       </w:r>
     </w:p>
     <w:p>
@@ -2049,7 +2049,7 @@
         <w:rPr>
           <w:sz w:val="20"/>
         </w:rPr>
-        <w:t>- Attention ! Le prix unitaire d'achat (50 Fcfa) de Aubergine sauvage  en Pièce (Moyen) est relativement faible par rapport aux autres prix observés dans cette zone. Prière de corriger ou de confirmer avec le QG. Attention ! Le prix unitaire d'achat (500 Fcfa) de Banane douce en Kg (taille unique) est relativement faible par rapport aux autres prix observés dans cette zone. Prière de corriger ou de confirmer avec le QG. Attention ! Le prix unitaire d'achat (500 Fcfa) de Pastèque en Pièce (Moyen) est relativement faible par rapport aux autres prix observés dans cette zone. Prière de corriger ou de confirmer avec le QG. Avertissement!!! Le ménage a consommé 1 Paquet Tres petit de Thé en sachet, cette quantité semble anormale pour une consommation des 7 derniers jours.Prière de corriger ou de confirmer avec le QG. Avertissement!! le prix unitaire (125 Fcfa) de Thé en sachet (unité: Sachets) de taille Tres petit est très faible ou élevé. Prière de corriger ou de confirmer avec le QG. Incohérence!! Dans ce ménage, chaque individus consomme par jour 32.32143 Kg  de cereale; Prière de revoir les quantités prises de ces produits.</w:t>
+        <w:t>- Attention ! Le prix unitaire d'achat (300 Fcfa) de Pommes en Tas (Petit) est relativement faible par rapport aux autres prix observés dans cette zone. Prière de corriger ou de confirmer avec le QG. Attention ! Le prix unitaire d'achat (50 Fcfa) de Aubergine sauvage  en Pièce (Moyen) est relativement faible par rapport aux autres prix observés dans cette zone. Prière de corriger ou de confirmer avec le QG. Attention ! Le prix unitaire d'achat (500 Fcfa) de Banane douce en Kg (taille unique) est relativement faible par rapport aux autres prix observés dans cette zone. Prière de corriger ou de confirmer avec le QG. Attention ! Le prix unitaire d'achat (500 Fcfa) de Pastèque en Pièce (Moyen) est relativement faible par rapport aux autres prix observés dans cette zone. Prière de corriger ou de confirmer avec le QG. Avertissement!!! Le ménage a consommé 1 Paquet Tres petit de Thé en sachet, cette quantité semble anormale pour une consommation des 7 derniers jours.Prière de corriger ou de confirmer avec le QG. Avertissement!! le prix unitaire (125 Fcfa) de Thé en sachet (unité: Sachets) de taille Tres petit est très faible ou élevé. Prière de corriger ou de confirmer avec le QG. Incohérence!! Dans ce ménage, chaque individus consomme par jour 54.69898 Kg  de cereale; Prière de revoir les quantités prises de ces produits.</w:t>
       </w:r>
     </w:p>
     <w:p>
@@ -2538,7 +2538,7 @@
         <w:rPr>
           <w:sz w:val="20"/>
         </w:rPr>
-        <w:t>- Attention ! Le prix unitaire d'achat (100 Fcfa) de Piment frais en Pièce (Petit) est relativement élevé par rapport aux autres prix observés dans cette zone. Prière de corriger ou de confirmer avec le QG. Attention ! Le prix unitaire d'achat (50 Fcfa) de Autres condiments (persil, céléri, etc.) en Tas (Petit) est relativement faible par rapport aux autres prix observés dans cette zone. Prière de corriger ou de confirmer avec le QG. Attention ! Le prix unitaire d'achat (50 Fcfa) de Poivron frais en Pièce (Moyen) est relativement faible par rapport aux autres prix observés dans cette zone. Prière de corriger ou de confirmer avec le QG. Attention ! Le prix unitaire d'achat (500 Fcfa) de Pastèque en Pièce (Moyen) est relativement faible par rapport aux autres prix observés dans cette zone. Prière de corriger ou de confirmer avec le QG. Avertissement!!! Le ménage a consommé 3 Paquet Petit de Thé en sachet, cette quantité semble anormale pour une consommation des 7 derniers jours.Prière de corriger ou de confirmer avec le QG. Avertissement!! le prix unitaire (150 Fcfa) de Thé en sachet (unité: Paquet) de taille Petit est très faible ou élevé. Prière de corriger ou de confirmer avec le QG.</w:t>
+        <w:t>- Attention ! Le prix unitaire d'achat (100 Fcfa) de Piment frais en Pièce (Petit) est relativement élevé par rapport aux autres prix observés dans cette zone. Prière de corriger ou de confirmer avec le QG. Attention ! Le prix unitaire d'achat (166.6667 Fcfa) de Poireau en Tas (Tres petit) est relativement élevé par rapport aux autres prix observés dans cette zone. Prière de corriger ou de confirmer avec le QG. Attention ! Le prix unitaire d'achat (50 Fcfa) de Autres condiments (persil, céléri, etc.) en Tas (Petit) est relativement faible par rapport aux autres prix observés dans cette zone. Prière de corriger ou de confirmer avec le QG. Attention ! Le prix unitaire d'achat (50 Fcfa) de Poivron frais en Pièce (Moyen) est relativement faible par rapport aux autres prix observés dans cette zone. Prière de corriger ou de confirmer avec le QG. Attention ! Le prix unitaire d'achat (500 Fcfa) de Pastèque en Pièce (Moyen) est relativement faible par rapport aux autres prix observés dans cette zone. Prière de corriger ou de confirmer avec le QG. Attention ! Soupçons de quantité anormale! Le ménage de Oulimatou Gaye avec une taille de 5 personnes a consommé 3 Pièce en Moyen de Pastèque qui est relativement élevé comme consommation par rapport à la condition de vie des autres ménages de même taille dans cette zone. Prière de corriger ou de confirmer avec le QG. Avertissement!!! Le ménage a consommé 3 Paquet Petit de Thé en sachet, cette quantité semble anormale pour une consommation des 7 derniers jours.Prière de corriger ou de confirmer avec le QG. Avertissement!! le prix unitaire (150 Fcfa) de Thé en sachet (unité: Paquet) de taille Petit est très faible ou élevé. Prière de corriger ou de confirmer avec le QG.</w:t>
       </w:r>
     </w:p>
     <w:p>
@@ -3047,7 +3047,7 @@
         <w:rPr>
           <w:sz w:val="20"/>
         </w:rPr>
-        <w:t>- Attention ! Le prix unitaire d'achat (37.5 Fcfa) de Arachides fraîches en coques en Verre ( à thé) (taille unique) est relativement faible par rapport aux autres prix observés dans cette zone. Prière de corriger ou de confirmer avec le QG. Attention ! Le prix unitaire d'achat (50 Fcfa) de Autres condiments (persil, céléri, etc.) en Tas (Petit) est relativement faible par rapport aux autres prix observés dans cette zone. Prière de corriger ou de confirmer avec le QG. Attention ! Le prix unitaire d'achat (800 Fcfa) de Niébé/Haricots secs en Sachets (Petit) est relativement élevé par rapport aux autres prix observés dans cette zone. Prière de corriger ou de confirmer avec le QG. Avertissement!!! Le ménage a consommé 5 Paquet Tres petit de Thé en sachet, cette quantité semble anormale pour une consommation des 7 derniers jours.Prière de corriger ou de confirmer avec le QG. Avertissement!! le prix unitaire (125 Fcfa) de Thé en sachet (unité: Paquet) de taille Tres petit est très faible ou élevé. Prière de corriger ou de confirmer avec le QG.</w:t>
+        <w:t>- Attention ! Le prix unitaire d'achat (100 Fcfa) de Poireau en Tas (Tres petit) est relativement élevé par rapport aux autres prix observés dans cette zone. Prière de corriger ou de confirmer avec le QG. Attention ! Le prix unitaire d'achat (37.5 Fcfa) de Arachides fraîches en coques en Verre ( à thé) (taille unique) est relativement faible par rapport aux autres prix observés dans cette zone. Prière de corriger ou de confirmer avec le QG. Attention ! Le prix unitaire d'achat (50 Fcfa) de Autres condiments (persil, céléri, etc.) en Tas (Petit) est relativement faible par rapport aux autres prix observés dans cette zone. Prière de corriger ou de confirmer avec le QG. Attention ! Le prix unitaire d'achat (600 Fcfa) de Sucre en poudre  en Sachets (Moyen) est relativement élevé par rapport aux autres prix observés dans cette zone. Prière de corriger ou de confirmer avec le QG. Attention ! Soupçons de quantité anormale! Le ménage de Serigne Mor Toure avec une taille de 11 personnes a consommé 4.9 Kg en taille unique de Sucre en poudre  qui est relativement élevé comme consommation par rapport à la condition de vie des autres ménages de même taille dans cette zone. Prière de corriger ou de confirmer avec le QG. Attention ! Le prix unitaire d'achat (800 Fcfa) de Niébé/Haricots secs en Sachets (Petit) est relativement élevé par rapport aux autres prix observés dans cette zone. Prière de corriger ou de confirmer avec le QG. Avertissement!!! Le ménage a consommé 5 Paquet Tres petit de Thé en sachet, cette quantité semble anormale pour une consommation des 7 derniers jours.Prière de corriger ou de confirmer avec le QG. Avertissement!! le prix unitaire (125 Fcfa) de Thé en sachet (unité: Paquet) de taille Tres petit est très faible ou élevé. Prière de corriger ou de confirmer avec le QG.</w:t>
       </w:r>
     </w:p>
     <w:p>
@@ -3530,7 +3530,7 @@
         <w:rPr>
           <w:sz w:val="20"/>
         </w:rPr>
-        <w:t>- Attention ! Le prix unitaire d'achat (100 Fcfa) de Banane douce en Pièce (Moyen) est relativement faible par rapport aux autres prix observés dans cette zone. Prière de corriger ou de confirmer avec le QG. Attention ! Le prix unitaire d'achat (100 Fcfa) de Piment frais en Pièce (Petit) est relativement élevé par rapport aux autres prix observés dans cette zone. Prière de corriger ou de confirmer avec le QG. Attention ! Le prix unitaire d'achat (25 Fcfa) de Citron en Pièce (Petit) est relativement faible par rapport aux autres prix observés dans cette zone. Prière de corriger ou de confirmer avec le QG. Le prix d'achat unitaire (1 Fcfa) de Ail en Gousse de taille Moyen  est invraisemblable, prière de regarder les reponses prises dans les questions s07bq07a s07bq07b s07bq07c s07bq08 pour mieux corriger. Attention ! Le prix unitaire d'achat (1 Fcfa) de Ail en Gousse (Moyen) est relativement faible par rapport aux autres prix observés dans cette zone. Prière de corriger ou de confirmer avec le QG.</w:t>
+        <w:t>- Attention ! Le prix unitaire d'achat (100 Fcfa) de Piment frais en Pièce (Petit) est relativement élevé par rapport aux autres prix observés dans cette zone. Prière de corriger ou de confirmer avec le QG. Attention ! Le prix unitaire d'achat (25 Fcfa) de Citron en Pièce (Petit) est relativement faible par rapport aux autres prix observés dans cette zone. Prière de corriger ou de confirmer avec le QG. Le prix d'achat unitaire (1 Fcfa) de Ail en Gousse de taille Moyen  est invraisemblable, prière de regarder les reponses prises dans les questions s07bq07a s07bq07b s07bq07c s07bq08 pour mieux corriger. Attention ! Le prix unitaire d'achat (1 Fcfa) de Ail en Gousse (Moyen) est relativement faible par rapport aux autres prix observés dans cette zone. Prière de corriger ou de confirmer avec le QG.</w:t>
       </w:r>
     </w:p>
     <w:p>
@@ -4118,7 +4118,28 @@
         <w:rPr>
           <w:sz w:val="20"/>
         </w:rPr>
-        <w:t>- Attention ! Le prix unitaire d'achat (100 Fcfa) de Poivre en Sachets (Tres petit) est relativement élevé par rapport aux autres prix observés dans cette zone. Prière de corriger ou de confirmer avec le QG. Attention ! Le prix unitaire d'achat (250 Fcfa) de Citron en Sachets (Moyen) est relativement faible par rapport aux autres prix observés dans cette zone. Prière de corriger ou de confirmer avec le QG. Avertissement!! Les quantités du Thé en feuille consommées en Pièce semble incoherent car les ménages consomment géneralement en sachet ou en paquet, prière de corriger ou confirmer avec le QG.</w:t>
+        <w:t>- Attention ! Le prix unitaire d'achat (100 Fcfa) de Poivre en Sachets (Tres petit) est relativement élevé par rapport aux autres prix observés dans cette zone. Prière de corriger ou de confirmer avec le QG. Attention ! Le prix unitaire d'achat (1000 Fcfa) de Beurre en Seau (Petit) est relativement faible par rapport aux autres prix observés dans cette zone. Prière de corriger ou de confirmer avec le QG. Attention ! Le prix unitaire d'achat (250 Fcfa) de Citron en Sachets (Moyen) est relativement faible par rapport aux autres prix observés dans cette zone. Prière de corriger ou de confirmer avec le QG. Avertissement!! Les quantités du Thé en feuille consommées en Pièce semble incoherent car les ménages consomment géneralement en sachet ou en paquet, prière de corriger ou confirmer avec le QG.</w:t>
+      </w:r>
+    </w:p>
+    <w:p>
+      <w:r>
+        <w:rPr>
+          <w:b/>
+          <w:color w:val="4672C4"/>
+          <w:sz w:val="22"/>
+        </w:rPr>
+        <w:t>&gt;&gt; Section12 - Actifs du menage</w:t>
+      </w:r>
+    </w:p>
+    <w:p>
+      <w:pPr>
+        <w:ind w:left="283"/>
+      </w:pPr>
+      <w:r>
+        <w:rPr>
+          <w:sz w:val="20"/>
+        </w:rPr>
+        <w:t>- Attention ! Tapis a été achété à 70000 Fcfa est relativement élevé par rapport aux autres prix d'achat observés dans cette zone. Prière de corriger ou de confirmer avec le QG.</w:t>
       </w:r>
     </w:p>
     <w:p>
@@ -4596,7 +4617,7 @@
         <w:rPr>
           <w:sz w:val="20"/>
         </w:rPr>
-        <w:t>- Attention ! Le prix unitaire d'achat (100 Fcfa) de Sel en Sachets (Tres petit) est relativement élevé par rapport aux autres prix observés dans cette zone. Prière de corriger ou de confirmer avec le QG. Attention ! Soupçons de quantité anormale! Le ménage de LAMINE BADJI avec une taille de 7 personnes a consommé 2 Sachets en Tres petit de Sel qui est relativement élevé comme consommation par rapport à la condition de vie des autres ménages de même taille dans cette zone. Prière de corriger ou de confirmer avec le QG. Attention ! Le prix unitaire d'achat (150 Fcfa) de Aubergine sauvage  en Pièce (Moyen) est relativement élevé par rapport aux autres prix observés dans cette zone. Prière de corriger ou de confirmer avec le QG. Attention ! Le prix unitaire d'achat (75 Fcfa) de Piment frais en Pièce (Petit) est relativement élevé par rapport aux autres prix observés dans cette zone. Prière de corriger ou de confirmer avec le QG. Avertissement!!! Le ménage a consommé 5 Paquet Tres petit de Thé en sachet, cette quantité semble anormale pour une consommation des 7 derniers jours.Prière de corriger ou de confirmer avec le QG. Avertissement!! le prix unitaire (125 Fcfa) de Thé en sachet (unité: Paquet) de taille Tres petit est très faible ou élevé. Prière de corriger ou de confirmer avec le QG. Incohérence!! Dans ce ménage, chaque individus consomme par jour 37.81878 Kg  de cereale; Prière de revoir les quantités prises de ces produits. Incohérence!! Dans ce ménage, chaque individus consomme par jour 37.81878 Kg  de cereale; Prière de revoir les quantités prises de ces produits.</w:t>
+        <w:t>- Attention ! Le prix unitaire d'achat (100 Fcfa) de Sel en Sachets (Tres petit) est relativement élevé par rapport aux autres prix observés dans cette zone. Prière de corriger ou de confirmer avec le QG. Attention ! Soupçons de quantité anormale! Le ménage de LAMINE BADJI avec une taille de 7 personnes a consommé 2 Sachets en Tres petit de Sel qui est relativement élevé comme consommation par rapport à la condition de vie des autres ménages de même taille dans cette zone. Prière de corriger ou de confirmer avec le QG. Attention ! Le prix unitaire d'achat (150 Fcfa) de Aubergine sauvage  en Pièce (Moyen) est relativement élevé par rapport aux autres prix observés dans cette zone. Prière de corriger ou de confirmer avec le QG. Attention ! Le prix unitaire d'achat (75 Fcfa) de Piment frais en Pièce (Petit) est relativement élevé par rapport aux autres prix observés dans cette zone. Prière de corriger ou de confirmer avec le QG. Avertissement!!! Le ménage a consommé 5 Paquet Tres petit de Thé en sachet, cette quantité semble anormale pour une consommation des 7 derniers jours.Prière de corriger ou de confirmer avec le QG. Avertissement!! le prix unitaire (125 Fcfa) de Thé en sachet (unité: Paquet) de taille Tres petit est très faible ou élevé. Prière de corriger ou de confirmer avec le QG. Incohérence!! Dans ce ménage, chaque individus consomme par jour 65.42592 Kg  de cereale; Prière de revoir les quantités prises de ces produits. Incohérence!! Dans ce ménage, chaque individus consomme par jour 65.42592 Kg  de cereale; Prière de revoir les quantités prises de ces produits.</w:t>
       </w:r>
     </w:p>
     <w:p>
@@ -5066,7 +5087,7 @@
         <w:rPr>
           <w:sz w:val="20"/>
         </w:rPr>
-        <w:t>- Attention ! Le prix unitaire d'achat (1200 Fcfa) de Banane douce en Kg (taille unique) est relativement élevé par rapport aux autres prix observés dans cette zone. Prière de corriger ou de confirmer avec le QG. Attention ! Le prix unitaire d'achat (1500 Fcfa) de Pastèque en Pièce (Moyen) est relativement élevé par rapport aux autres prix observés dans cette zone. Prière de corriger ou de confirmer avec le QG. Attention ! Le prix unitaire d'achat (300 Fcfa) de Café en poudre soluble en Sachets industriel (Tres petit) est relativement élevé par rapport aux autres prix observés dans cette zone. Prière de corriger ou de confirmer avec le QG. Attention ! Soupçons de quantité anormale! Le ménage de PENDA NDIAYE avec une taille de 4 personnes a consommé 3 Litre en taille unique de Huile de palme raffinée qui est relativement élevé comme consommation par rapport à la condition de vie des autres ménages de même taille dans cette zone. Prière de corriger ou de confirmer avec le QG. Attention ! Soupçons de quantité anormale! Le ménage de PENDA NDIAYE avec une taille de 4 personnes a consommé 4 Kg en taille unique de Viande de bœuf: filet, faux-filet qui est relativement élevé comme consommation par rapport à la condition de vie des autres ménages de même taille dans cette zone. Prière de corriger ou de confirmer avec le QG. Avertissement!!! Le ménage a consommé 10 Cuillère Moyen de Chocolat pâte à tartiner, cette quantité semble anormale pour une consommation des 7 derniers jours.Prière de corriger ou de confirmer avec le QG. Avertissement!!! Le ménage a consommé 3 Paquet Tres petit de Thé en sachet, cette quantité semble anormale pour une consommation des 7 derniers jours.Prière de corriger ou de confirmer avec le QG. Avertissement!! le prix unitaire (150 Fcfa) de Thé en sachet (unité: Paquet) de taille Tres petit est très faible ou élevé. Prière de corriger ou de confirmer avec le QG. Incohérence!! Dans ce ménage, chaque individus consomme par jour 69.88393 Kg  de cereale; Prière de revoir les quantités prises de ces produits. Incohérence!! Dans ce ménage, chaque individus consomme par jour 69.88393 Kg  de cereale; Prière de revoir les quantités prises de ces produits. Le prix d'achat unitaire (6000 Fcfa) de Silure frais en Kg de taille taille unique prière de regarder les reponses prises dans les questions s07bq07a s07bq07b s07bq07c s07bq08 pour mieux corriger.</w:t>
+        <w:t>- Attention ! Le prix unitaire d'achat (1200 Fcfa) de Banane douce en Kg (taille unique) est relativement élevé par rapport aux autres prix observés dans cette zone. Prière de corriger ou de confirmer avec le QG. Attention ! Le prix unitaire d'achat (300 Fcfa) de Café en poudre soluble en Sachets industriel (Tres petit) est relativement élevé par rapport aux autres prix observés dans cette zone. Prière de corriger ou de confirmer avec le QG. Attention ! Le prix unitaire d'achat (500 Fcfa) de Salade (laitue) en Gousse (Petit) est relativement élevé par rapport aux autres prix observés dans cette zone. Prière de corriger ou de confirmer avec le QG. Attention ! Soupçons de quantité anormale! Le ménage de PENDA NDIAYE avec une taille de 4 personnes a consommé 4 Kg en taille unique de Viande de bœuf: filet, faux-filet qui est relativement élevé comme consommation par rapport à la condition de vie des autres ménages de même taille dans cette zone. Prière de corriger ou de confirmer avec le QG. Attention ! Soupçons de quantité anormale! Le ménage de PENDA NDIAYE avec une taille de 4 personnes a consommé 5 Pièce en Moyen de Viande de poulet entier qui est relativement élevé comme consommation par rapport à la condition de vie des autres ménages de même taille dans cette zone. Prière de corriger ou de confirmer avec le QG. Attention ! Soupçons de quantité anormale! Le ménage de PENDA NDIAYE avec une taille de 4 personnes a consommé 8 Pièce en Petit de Carotte qui est relativement élevé comme consommation par rapport à la condition de vie des autres ménages de même taille dans cette zone. Prière de corriger ou de confirmer avec le QG. Avertissement!!! Le ménage a consommé 10 Cuillère Moyen de Chocolat pâte à tartiner, cette quantité semble anormale pour une consommation des 7 derniers jours.Prière de corriger ou de confirmer avec le QG. Avertissement!!! Le ménage a consommé 3 Paquet Tres petit de Thé en sachet, cette quantité semble anormale pour une consommation des 7 derniers jours.Prière de corriger ou de confirmer avec le QG. Avertissement!! le prix unitaire (150 Fcfa) de Thé en sachet (unité: Paquet) de taille Tres petit est très faible ou élevé. Prière de corriger ou de confirmer avec le QG. Incohérence!! Dans ce ménage, chaque individus consomme par jour 112.8125 Kg  de cereale; Prière de revoir les quantités prises de ces produits. Incohérence!! Dans ce ménage, chaque individus consomme par jour 112.8125 Kg  de cereale; Prière de revoir les quantités prises de ces produits. Le prix d'achat unitaire (6000 Fcfa) de Silure frais en Kg de taille taille unique prière de regarder les reponses prises dans les questions s07bq07a s07bq07b s07bq07c s07bq08 pour mieux corriger.</w:t>
       </w:r>
     </w:p>
     <w:p>
@@ -5108,9 +5129,11 @@
         <w:rPr>
           <w:sz w:val="20"/>
         </w:rPr>
-        <w:t xml:space="preserve">- Attention ! Lit a été achété à 800000 Fcfa est relativement élevé par rapport aux autres prix d'achat observés dans cette zone. Prière de corriger ou de confirmer avec le QG. Attention ! Lit a été revendu à 500000 Fcfa qui est relativement élevé par rapport aux autres prix de revente observés dans cette zone. Prière de corriger ou de confirmer avec le QG. </w:t>
+        <w:t xml:space="preserve">- Attention ! Lit a été achété à 800000 Fcfa est relativement élevé par rapport aux autres prix d'achat observés dans cette zone. Prière de corriger ou de confirmer avec le QG. </w:t>
         <w:br/>
         <w:t xml:space="preserve">- Attention ! Salon  (Fauteuils et table basse) a été achété à 1000000 Fcfa est relativement élevé par rapport aux autres prix d'achat observés dans cette zone. Prière de corriger ou de confirmer avec le QG. Attention ! Salon  (Fauteuils et table basse) a été revendu à 700000 Fcfa qui est relativement élevé par rapport aux autres prix de revente observés dans cette zone. Prière de corriger ou de confirmer avec le QG. </w:t>
+        <w:br/>
+        <w:t xml:space="preserve">- Attention ! Tapis a été achété à 70000 Fcfa est relativement élevé par rapport aux autres prix d'achat observés dans cette zone. Prière de corriger ou de confirmer avec le QG. </w:t>
         <w:br/>
         <w:t>- Avertissement!!! Le prix d'achat (5000) de l'article  Bonbonne de gaz est inférieur aux prix de revente (10000)  avec l'âge du bien atteignant 20 ans. Prière de vérifier ou confirmer avec l'enquêté et mettre les bonnes valeurs après verification, s'il le faut.</w:t>
       </w:r>
@@ -5609,7 +5632,7 @@
         <w:rPr>
           <w:sz w:val="20"/>
         </w:rPr>
-        <w:t>- Attention ! Le prix unitaire d'achat (100 Fcfa) de Piment frais en Pièce (Petit) est relativement élevé par rapport aux autres prix observés dans cette zone. Prière de corriger ou de confirmer avec le QG. Attention ! Le prix unitaire d'achat (50 Fcfa) de Gombo frais en Tas (Tres petit) est relativement faible par rapport aux autres prix observés dans cette zone. Prière de corriger ou de confirmer avec le QG. Avertissement!! La quantité (4 litre) du produit Huile de soja  consommée  par le ménage semble très élevé, prière de corriger ou confirmer avec le QG. Avertissement!!! Le ménage a consommé 7 Paquet Tres petit de Thé en sachet, cette quantité semble anormale pour une consommation des 7 derniers jours.Prière de corriger ou de confirmer avec le QG. Avertissement!! le prix unitaire (125 Fcfa) de Thé en sachet (unité: Paquet) de taille Tres petit est très faible ou élevé. Prière de corriger ou de confirmer avec le QG. Incohérence!! Dans ce ménage, chaque individus consomme par jour 23.1646 Kg  de cereale; Prière de revoir les quantités prises de ces produits. Le prix d'achat unitaire (6000 Fcfa) de Café moulu en Kg de taille taille unique prière de regarder les reponses prises dans les questions s07bq07a s07bq07b s07bq07c s07bq08 pour mieux corriger.</w:t>
+        <w:t>- Attention ! Le prix unitaire d'achat (100 Fcfa) de Moutarde en Sachets (Petit) est relativement élevé par rapport aux autres prix observés dans cette zone. Prière de corriger ou de confirmer avec le QG. Attention ! Le prix unitaire d'achat (100 Fcfa) de Piment frais en Pièce (Petit) est relativement élevé par rapport aux autres prix observés dans cette zone. Prière de corriger ou de confirmer avec le QG. Attention ! Le prix unitaire d'achat (300 Fcfa) de Mâchoiron séchée (Kon) en Tas (Petit) est relativement élevé par rapport aux autres prix observés dans cette zone. Prière de corriger ou de confirmer avec le QG. Attention ! Le prix unitaire d'achat (50 Fcfa) de Gombo frais en Tas (Tres petit) est relativement faible par rapport aux autres prix observés dans cette zone. Prière de corriger ou de confirmer avec le QG. Avertissement!! La quantité (4 litre) du produit Huile de soja  consommée  par le ménage semble très élevé, prière de corriger ou confirmer avec le QG. Avertissement!!! Le ménage a consommé 7 Paquet Tres petit de Thé en sachet, cette quantité semble anormale pour une consommation des 7 derniers jours.Prière de corriger ou de confirmer avec le QG. Avertissement!! le prix unitaire (125 Fcfa) de Thé en sachet (unité: Paquet) de taille Tres petit est très faible ou élevé. Prière de corriger ou de confirmer avec le QG. Incohérence!! Dans ce ménage, chaque individus consomme par jour 45.12096 Kg  de cereale; Prière de revoir les quantités prises de ces produits. Le prix d'achat unitaire (6000 Fcfa) de Café moulu en Kg de taille taille unique prière de regarder les reponses prises dans les questions s07bq07a s07bq07b s07bq07c s07bq08 pour mieux corriger.</w:t>
       </w:r>
     </w:p>
     <w:p>
@@ -6096,7 +6119,7 @@
         <w:rPr>
           <w:sz w:val="20"/>
         </w:rPr>
-        <w:t>- Attention ! Le prix unitaire d'achat (200 Fcfa) de Lait en poudre en Sachets (Petit) est relativement élevé par rapport aux autres prix observés dans cette zone. Prière de corriger ou de confirmer avec le QG. Attention ! Le prix unitaire d'achat (33.33333 Fcfa) de Piment frais en Pièce (Petit) est relativement faible par rapport aux autres prix observés dans cette zone. Prière de corriger ou de confirmer avec le QG. Avertissement!! le prix unitaire (150 Fcfa) de Thé en sachet (unité: Sachets) de taille Petit est très faible ou élevé. Prière de corriger ou de confirmer avec le QG. Incohérence!! Dans ce ménage, chaque individus consomme par jour 101.225 Kg  de cereale; Prière de revoir les quantités prises de ces produits.</w:t>
+        <w:t>- Attention ! Le prix unitaire d'achat (200 Fcfa) de Lait en poudre en Sachets (Petit) est relativement élevé par rapport aux autres prix observés dans cette zone. Prière de corriger ou de confirmer avec le QG. Attention ! Le prix unitaire d'achat (33.33333 Fcfa) de Piment frais en Pièce (Petit) est relativement faible par rapport aux autres prix observés dans cette zone. Prière de corriger ou de confirmer avec le QG. Avertissement!! le prix unitaire (150 Fcfa) de Thé en sachet (unité: Sachets) de taille Petit est très faible ou élevé. Prière de corriger ou de confirmer avec le QG. Incohérence!! Dans ce ménage, chaque individus consomme par jour 186.4643 Kg  de cereale; Prière de revoir les quantités prises de ces produits.</w:t>
       </w:r>
     </w:p>
     <w:p>
@@ -6612,7 +6635,7 @@
         <w:rPr>
           <w:sz w:val="20"/>
         </w:rPr>
-        <w:t>- Attention ! Le prix unitaire d'achat (1000 Fcfa) de Capitaine frais en Tas (Petit) est relativement élevé par rapport aux autres prix observés dans cette zone. Prière de corriger ou de confirmer avec le QG. Attention ! Le prix unitaire d'achat (1200 Fcfa) de Pastèque en Pièce (Moyen) est relativement élevé par rapport aux autres prix observés dans cette zone. Prière de corriger ou de confirmer avec le QG. Attention ! Le prix unitaire d'achat (4800 Fcfa) de Ail en Kg (taille unique) est relativement élevé par rapport aux autres prix observés dans cette zone. Prière de corriger ou de confirmer avec le QG. Avertissement!!! Le ménage a consommé 10 Pièce Petit de Carpe frais, cette quantité semble anormale pour une consommation des 7 derniers jours.Prière de corriger ou de confirmer avec le QG. Incohérence!! Dans ce ménage, chaque individus consomme par jour 33.52531 Kg  de cereale; Prière de revoir les quantités prises de ces produits. Incohérence!! Dans ce ménage, chaque individus consomme par jour 33.52531 Kg  de cereale; Prière de revoir les quantités prises de ces produits.</w:t>
+        <w:t>- Attention ! Le prix unitaire d'achat (1000 Fcfa) de Capitaine frais en Tas (Petit) est relativement élevé par rapport aux autres prix observés dans cette zone. Prière de corriger ou de confirmer avec le QG. Attention ! Le prix unitaire d'achat (4800 Fcfa) de Ail en Kg (taille unique) est relativement élevé par rapport aux autres prix observés dans cette zone. Prière de corriger ou de confirmer avec le QG. Avertissement!!! Le ménage a consommé 10 Pièce Petit de Carpe frais, cette quantité semble anormale pour une consommation des 7 derniers jours.Prière de corriger ou de confirmer avec le QG. Attention ! Le prix unitaire d'achat (333.3333 Fcfa) de Carpe frais en Pièce (Petit) est relativement faible par rapport aux autres prix observés dans cette zone. Prière de corriger ou de confirmer avec le QG. Incohérence!! Dans ce ménage, chaque individus consomme par jour 86.37469 Kg  de cereale; Prière de revoir les quantités prises de ces produits. Incohérence!! Dans ce ménage, chaque individus consomme par jour 86.37469 Kg  de cereale; Prière de revoir les quantités prises de ces produits.</w:t>
       </w:r>
     </w:p>
     <w:p>
